--- a/testakten/rentenrecht-betriebsrente-pensionskasse-kuerzung-wiesbaden/03_arbeitgeber_schreiben_freiwilligkeitsleistung_2026-06-18.docx
+++ b/testakten/rentenrecht-betriebsrente-pensionskasse-kuerzung-wiesbaden/03_arbeitgeber_schreiben_freiwilligkeitsleistung_2026-06-18.docx
@@ -449,7 +449,7 @@
         <w:color w:val="5C6569"/>
         <w:sz w:val="14"/>
       </w:rPr>
-      <w:t>Telefon 0611 9774-0 · Telefax 0611 9774-219 · personal@rhein-main-drucktechnik.example</w:t>
+      <w:t>Telefon 0611 9774-0 · Telefax 0611 9774-219 · personal@rhein-main-drucktechnik.de</w:t>
     </w:r>
   </w:p>
   <w:p>
